--- a/EXPORTS/DOCX/published/niveau0/Dutch/TopLevel.docx
+++ b/EXPORTS/DOCX/published/niveau0/Dutch/TopLevel.docx
@@ -145,7 +145,7 @@
           <w:rFonts w:ascii="Charis SIL Italic" w:hAnsi="Charis SIL Italic" w:eastAsia="Charis SIL Italic"/>
           <w:b w:val="0"/>
           <w:i/>
-          <w:color w:val="0066CC"/>
+          <w:color w:val="0000FF"/>
           <w:sz w:val="24"/>
           <w:u w:val="single"/>
         </w:rPr>
@@ -163,7 +163,7 @@
           <w:rFonts w:ascii="Charis SIL Italic" w:hAnsi="Charis SIL Italic" w:eastAsia="Charis SIL Italic"/>
           <w:b w:val="0"/>
           <w:i/>
-          <w:color w:val="0066CC"/>
+          <w:color w:val="0000FF"/>
           <w:sz w:val="24"/>
           <w:u w:val="single"/>
         </w:rPr>
@@ -174,7 +174,7 @@
           <w:rFonts w:ascii="Charis SIL Italic" w:hAnsi="Charis SIL Italic" w:eastAsia="Charis SIL Italic"/>
           <w:b w:val="0"/>
           <w:i/>
-          <w:color w:val="0066CC"/>
+          <w:color w:val="0000FF"/>
           <w:sz w:val="24"/>
           <w:u w:val="single"/>
         </w:rPr>
@@ -192,7 +192,7 @@
           <w:rFonts w:ascii="Charis SIL Italic" w:hAnsi="Charis SIL Italic" w:eastAsia="Charis SIL Italic"/>
           <w:b w:val="0"/>
           <w:i/>
-          <w:color w:val="0066CC"/>
+          <w:color w:val="0000FF"/>
           <w:sz w:val="24"/>
           <w:u w:val="single"/>
         </w:rPr>
@@ -203,7 +203,7 @@
           <w:rFonts w:ascii="Charis SIL Italic" w:hAnsi="Charis SIL Italic" w:eastAsia="Charis SIL Italic"/>
           <w:b w:val="0"/>
           <w:i/>
-          <w:color w:val="0066CC"/>
+          <w:color w:val="0000FF"/>
           <w:sz w:val="24"/>
           <w:u w:val="single"/>
         </w:rPr>
@@ -241,42 +241,17 @@
           <w:rFonts w:ascii="Charis SIL Italic" w:hAnsi="Charis SIL Italic" w:eastAsia="Charis SIL Italic"/>
           <w:b w:val="0"/>
           <w:i/>
-          <w:color w:val="0066CC"/>
+          <w:color w:val="0000FF"/>
           <w:sz w:val="24"/>
         </w:rPr>
-        <w:hyperlink r:id="rId10" w:history="1">
-          <w:r>
-            <w:rPr>
-              <w:rStyle w:val="Hyperlink"/>
-            </w:rPr>
-            <w:t>Expe</w:t>
-          </w:r>
-        </w:hyperlink>
+        <w:t>Expertisecentrum</w:t>
       </w:r>
       <w:r>
         <w:rPr>
           <w:rFonts w:ascii="Charis SIL Italic" w:hAnsi="Charis SIL Italic" w:eastAsia="Charis SIL Italic"/>
           <w:b w:val="0"/>
           <w:i/>
-          <w:color w:val="0066CC"/>
-          <w:sz w:val="24"/>
-          <w:u w:val="single"/>
-        </w:rPr>
-        <w:hyperlink r:id="rId9" w:history="1">
-          <w:r>
-            <w:rPr>
-              <w:rStyle w:val="Hyperlink"/>
-            </w:rPr>
-            <w:t>rtisecentrum</w:t>
-          </w:r>
-        </w:hyperlink>
-      </w:r>
-      <w:r>
-        <w:rPr>
-          <w:rFonts w:ascii="Charis SIL Italic" w:hAnsi="Charis SIL Italic" w:eastAsia="Charis SIL Italic"/>
-          <w:b w:val="0"/>
-          <w:i/>
-          <w:color w:val="0066CC"/>
+          <w:color w:val="0000FF"/>
           <w:sz w:val="24"/>
           <w:u w:val="single"/>
         </w:rPr>
@@ -287,7 +262,7 @@
           <w:rFonts w:ascii="Charis SIL Italic" w:hAnsi="Charis SIL Italic" w:eastAsia="Charis SIL Italic"/>
           <w:b w:val="0"/>
           <w:i/>
-          <w:color w:val="0066CC"/>
+          <w:color w:val="0000FF"/>
           <w:sz w:val="24"/>
           <w:u w:val="single"/>
         </w:rPr>
@@ -302,7 +277,7 @@
       </w:r>
       <w:r>
         <w:rPr>
-          <w:u w:val="single" w:color="0066cc"/>
+          <w:u w:val="single" w:color="0000ff"/>
           <w:rFonts w:ascii="Charis SIL Italic" w:hAnsi="Charis SIL Italic" w:eastAsia="Charis SIL Italic"/>
           <w:b w:val="0"/>
           <w:i/>
@@ -383,7 +358,7 @@
           <w:rFonts w:ascii="Charis SIL Regular" w:hAnsi="Charis SIL Regular" w:eastAsia="Charis SIL Regular"/>
           <w:b w:val="0"/>
           <w:i w:val="0"/>
-          <w:color w:val="0066CC"/>
+          <w:color w:val="0000FF"/>
           <w:sz w:val="24"/>
           <w:u w:val="single"/>
         </w:rPr>
@@ -407,7 +382,7 @@
           <w:rFonts w:ascii="Charis SIL Regular" w:hAnsi="Charis SIL Regular" w:eastAsia="Charis SIL Regular"/>
           <w:b w:val="0"/>
           <w:i w:val="0"/>
-          <w:color w:val="0066CC"/>
+          <w:color w:val="0000FF"/>
           <w:sz w:val="24"/>
           <w:u w:val="single"/>
         </w:rPr>
@@ -431,8 +406,9 @@
           <w:rFonts w:ascii="Charis SIL Regular" w:hAnsi="Charis SIL Regular" w:eastAsia="Charis SIL Regular"/>
           <w:b w:val="0"/>
           <w:i w:val="0"/>
-          <w:color w:val="0066CC"/>
+          <w:color w:val="0000FF"/>
           <w:sz w:val="24"/>
+          <w:u w:val="single"/>
         </w:rPr>
         <w:t>Bronnen</w:t>
       </w:r>
@@ -454,10 +430,22 @@
           <w:rFonts w:ascii="Charis SIL Regular" w:hAnsi="Charis SIL Regular" w:eastAsia="Charis SIL Regular"/>
           <w:b w:val="0"/>
           <w:i w:val="0"/>
-          <w:color w:val="0066CC"/>
+          <w:color w:val="0000FF"/>
           <w:sz w:val="24"/>
+          <w:u w:val="single"/>
         </w:rPr>
-        <w:t>Verslagleggen</w:t>
+        <w:t>Verslagl</w:t>
+      </w:r>
+      <w:r>
+        <w:rPr>
+          <w:rFonts w:ascii="Charis SIL Regular" w:hAnsi="Charis SIL Regular" w:eastAsia="Charis SIL Regular"/>
+          <w:b w:val="0"/>
+          <w:i w:val="0"/>
+          <w:color w:val="0000FF"/>
+          <w:sz w:val="24"/>
+          <w:u w:val="single"/>
+        </w:rPr>
+        <w:t>eggen</w:t>
       </w:r>
     </w:p>
     <w:p>
@@ -504,7 +492,7 @@
           <w:rFonts w:ascii="Charis SIL Regular" w:hAnsi="Charis SIL Regular" w:eastAsia="Charis SIL Regular"/>
           <w:b w:val="0"/>
           <w:i w:val="0"/>
-          <w:color w:val="0066CC"/>
+          <w:color w:val="0000FF"/>
           <w:sz w:val="24"/>
           <w:u w:val="single"/>
         </w:rPr>
@@ -528,7 +516,7 @@
           <w:rFonts w:ascii="Charis SIL Regular" w:hAnsi="Charis SIL Regular" w:eastAsia="Charis SIL Regular"/>
           <w:b w:val="0"/>
           <w:i w:val="0"/>
-          <w:color w:val="0066CC"/>
+          <w:color w:val="0000FF"/>
           <w:sz w:val="24"/>
           <w:u w:val="single"/>
         </w:rPr>
@@ -539,7 +527,7 @@
           <w:rFonts w:ascii="Charis SIL Regular" w:hAnsi="Charis SIL Regular" w:eastAsia="Charis SIL Regular"/>
           <w:b w:val="0"/>
           <w:i w:val="0"/>
-          <w:color w:val="0066CC"/>
+          <w:color w:val="0000FF"/>
           <w:sz w:val="24"/>
           <w:u w:val="single"/>
         </w:rPr>
@@ -563,7 +551,7 @@
           <w:rFonts w:ascii="Charis SIL Regular" w:hAnsi="Charis SIL Regular" w:eastAsia="Charis SIL Regular"/>
           <w:b w:val="0"/>
           <w:i w:val="0"/>
-          <w:color w:val="0066CC"/>
+          <w:color w:val="0000FF"/>
           <w:sz w:val="24"/>
           <w:u w:val="single"/>
         </w:rPr>
@@ -574,7 +562,7 @@
           <w:rFonts w:ascii="Charis SIL Regular" w:hAnsi="Charis SIL Regular" w:eastAsia="Charis SIL Regular"/>
           <w:b w:val="0"/>
           <w:i w:val="0"/>
-          <w:color w:val="0066CC"/>
+          <w:color w:val="0000FF"/>
           <w:sz w:val="24"/>
           <w:u w:val="single"/>
         </w:rPr>
@@ -598,7 +586,7 @@
           <w:rFonts w:ascii="Charis SIL Regular" w:hAnsi="Charis SIL Regular" w:eastAsia="Charis SIL Regular"/>
           <w:b w:val="0"/>
           <w:i w:val="0"/>
-          <w:color w:val="0066CC"/>
+          <w:color w:val="0000FF"/>
           <w:sz w:val="24"/>
           <w:u w:val="single"/>
         </w:rPr>
@@ -609,7 +597,7 @@
           <w:rFonts w:ascii="Charis SIL Regular" w:hAnsi="Charis SIL Regular" w:eastAsia="Charis SIL Regular"/>
           <w:b w:val="0"/>
           <w:i w:val="0"/>
-          <w:color w:val="0066CC"/>
+          <w:color w:val="0000FF"/>
           <w:sz w:val="24"/>
           <w:u w:val="single"/>
         </w:rPr>
@@ -630,7 +618,7 @@
           <w:rFonts w:ascii="Charis SIL Regular" w:hAnsi="Charis SIL Regular" w:eastAsia="Charis SIL Regular"/>
           <w:b w:val="0"/>
           <w:i w:val="0"/>
-          <w:color w:val="0066CC"/>
+          <w:color w:val="0000FF"/>
           <w:sz w:val="24"/>
           <w:u w:val="single"/>
         </w:rPr>
@@ -641,7 +629,7 @@
           <w:rFonts w:ascii="Charis SIL Regular" w:hAnsi="Charis SIL Regular" w:eastAsia="Charis SIL Regular"/>
           <w:b w:val="0"/>
           <w:i w:val="0"/>
-          <w:color w:val="0066CC"/>
+          <w:color w:val="0000FF"/>
           <w:sz w:val="24"/>
           <w:u w:val="single"/>
         </w:rPr>
@@ -662,7 +650,7 @@
           <w:rFonts w:ascii="Charis SIL Regular" w:hAnsi="Charis SIL Regular" w:eastAsia="Charis SIL Regular"/>
           <w:b w:val="0"/>
           <w:i w:val="0"/>
-          <w:color w:val="0066CC"/>
+          <w:color w:val="0000FF"/>
           <w:sz w:val="24"/>
           <w:u w:val="single"/>
         </w:rPr>
@@ -673,7 +661,7 @@
           <w:rFonts w:ascii="Charis SIL Regular" w:hAnsi="Charis SIL Regular" w:eastAsia="Charis SIL Regular"/>
           <w:b w:val="0"/>
           <w:i w:val="0"/>
-          <w:color w:val="0066CC"/>
+          <w:color w:val="0000FF"/>
           <w:sz w:val="24"/>
           <w:u w:val="single"/>
         </w:rPr>
@@ -724,7 +712,7 @@
           <w:rFonts w:ascii="Charis SIL Regular" w:hAnsi="Charis SIL Regular" w:eastAsia="Charis SIL Regular"/>
           <w:b w:val="0"/>
           <w:i w:val="0"/>
-          <w:color w:val="0066CC"/>
+          <w:color w:val="0000FF"/>
           <w:sz w:val="24"/>
           <w:u w:val="single"/>
         </w:rPr>
@@ -748,7 +736,7 @@
           <w:rFonts w:ascii="Charis SIL Regular" w:hAnsi="Charis SIL Regular" w:eastAsia="Charis SIL Regular"/>
           <w:b w:val="0"/>
           <w:i w:val="0"/>
-          <w:color w:val="0066CC"/>
+          <w:color w:val="0000FF"/>
           <w:sz w:val="24"/>
           <w:u w:val="single"/>
         </w:rPr>
@@ -772,7 +760,7 @@
           <w:rFonts w:ascii="Charis SIL Regular" w:hAnsi="Charis SIL Regular" w:eastAsia="Charis SIL Regular"/>
           <w:b w:val="0"/>
           <w:i w:val="0"/>
-          <w:color w:val="0066CC"/>
+          <w:color w:val="0000FF"/>
           <w:sz w:val="24"/>
           <w:u w:val="single"/>
         </w:rPr>
@@ -796,22 +784,22 @@
           <w:rFonts w:ascii="Charis SIL Regular" w:hAnsi="Charis SIL Regular" w:eastAsia="Charis SIL Regular"/>
           <w:b w:val="0"/>
           <w:i w:val="0"/>
-          <w:color w:val="0066CC"/>
+          <w:color w:val="0000FF"/>
           <w:sz w:val="24"/>
           <w:u w:val="single"/>
         </w:rPr>
-        <w:t>Saba, S</w:t>
+        <w:t xml:space="preserve">Saba, </w:t>
       </w:r>
       <w:r>
         <w:rPr>
           <w:rFonts w:ascii="Charis SIL Regular" w:hAnsi="Charis SIL Regular" w:eastAsia="Charis SIL Regular"/>
           <w:b w:val="0"/>
           <w:i w:val="0"/>
-          <w:color w:val="0066CC"/>
+          <w:color w:val="0000FF"/>
           <w:sz w:val="24"/>
           <w:u w:val="single"/>
         </w:rPr>
-        <w:t>int Eustatius en Sint Maarten</w:t>
+        <w:t>Sint Eustatius en Sint Maarten</w:t>
       </w:r>
     </w:p>
     <w:p>

--- a/EXPORTS/DOCX/published/niveau0/Dutch/TopLevel.docx
+++ b/EXPORTS/DOCX/published/niveau0/Dutch/TopLevel.docx
@@ -243,8 +243,34 @@
           <w:i/>
           <w:color w:val="0000FF"/>
           <w:sz w:val="24"/>
+          <w:u w:val="single"/>
         </w:rPr>
-        <w:t>Expertisecentrum</w:t>
+        <w:hyperlink r:id="rId10" w:history="1">
+          <w:r>
+            <w:rPr>
+              <w:rStyle w:val="Hyperlink"/>
+            </w:rPr>
+            <w:t>Expe</w:t>
+          </w:r>
+        </w:hyperlink>
+      </w:r>
+      <w:r>
+        <w:rPr>
+          <w:rFonts w:ascii="Charis SIL Italic" w:hAnsi="Charis SIL Italic" w:eastAsia="Charis SIL Italic"/>
+          <w:b w:val="0"/>
+          <w:i/>
+          <w:color w:val="0000FF"/>
+          <w:sz w:val="24"/>
+          <w:u w:val="single"/>
+        </w:rPr>
+        <w:hyperlink r:id="rId9" w:history="1">
+          <w:r>
+            <w:rPr>
+              <w:rStyle w:val="Hyperlink"/>
+            </w:rPr>
+            <w:t>rtisecentrum</w:t>
+          </w:r>
+        </w:hyperlink>
       </w:r>
       <w:r>
         <w:rPr>

--- a/EXPORTS/DOCX/published/niveau0/Dutch/TopLevel.docx
+++ b/EXPORTS/DOCX/published/niveau0/Dutch/TopLevel.docx
@@ -243,16 +243,8 @@
           <w:i/>
           <w:color w:val="0000FF"/>
           <w:sz w:val="24"/>
-          <w:u w:val="single"/>
         </w:rPr>
-        <w:hyperlink r:id="rId10" w:history="1">
-          <w:r>
-            <w:rPr>
-              <w:rStyle w:val="Hyperlink"/>
-            </w:rPr>
-            <w:t>Expe</w:t>
-          </w:r>
-        </w:hyperlink>
+        <w:t>Expe</w:t>
       </w:r>
       <w:r>
         <w:rPr>

--- a/EXPORTS/DOCX/published/niveau0/Dutch/TopLevel.docx
+++ b/EXPORTS/DOCX/published/niveau0/Dutch/TopLevel.docx
@@ -284,7 +284,7 @@
           <w:sz w:val="24"/>
           <w:u w:val="single"/>
         </w:rPr>
-        <w:hyperlink r:id="rId9" w:history="1">
+        <w:hyperlink r:id="rId10" w:history="1">
           <w:r>
             <w:rPr>
               <w:rStyle w:val="Hyperlink"/>

--- a/EXPORTS/DOCX/published/niveau0/Dutch/TopLevel.docx
+++ b/EXPORTS/DOCX/published/niveau0/Dutch/TopLevel.docx
@@ -243,6 +243,7 @@
           <w:i/>
           <w:color w:val="0000FF"/>
           <w:sz w:val="24"/>
+          <w:u w:val="single"/>
         </w:rPr>
         <w:t>Expe</w:t>
       </w:r>

--- a/EXPORTS/DOCX/published/niveau0/Dutch/TopLevel.docx
+++ b/EXPORTS/DOCX/published/niveau0/Dutch/TopLevel.docx
@@ -243,7 +243,6 @@
           <w:i/>
           <w:color w:val="0000FF"/>
           <w:sz w:val="24"/>
-          <w:u w:val="single"/>
         </w:rPr>
         <w:t>Expe</w:t>
       </w:r>
@@ -285,7 +284,7 @@
           <w:sz w:val="24"/>
           <w:u w:val="single"/>
         </w:rPr>
-        <w:hyperlink r:id="rId10" w:history="1">
+        <w:hyperlink r:id="rId9" w:history="1">
           <w:r>
             <w:rPr>
               <w:rStyle w:val="Hyperlink"/>

--- a/EXPORTS/DOCX/published/niveau0/Dutch/TopLevel.docx
+++ b/EXPORTS/DOCX/published/niveau0/Dutch/TopLevel.docx
@@ -244,54 +244,7 @@
           <w:color w:val="0000FF"/>
           <w:sz w:val="24"/>
         </w:rPr>
-        <w:t>Expe</w:t>
-      </w:r>
-      <w:r>
-        <w:rPr>
-          <w:rFonts w:ascii="Charis SIL Italic" w:hAnsi="Charis SIL Italic" w:eastAsia="Charis SIL Italic"/>
-          <w:b w:val="0"/>
-          <w:i/>
-          <w:color w:val="0000FF"/>
-          <w:sz w:val="24"/>
-          <w:u w:val="single"/>
-        </w:rPr>
-        <w:hyperlink r:id="rId9" w:history="1">
-          <w:r>
-            <w:rPr>
-              <w:rStyle w:val="Hyperlink"/>
-            </w:rPr>
-            <w:t>rtisecentrum</w:t>
-          </w:r>
-        </w:hyperlink>
-      </w:r>
-      <w:r>
-        <w:rPr>
-          <w:rFonts w:ascii="Charis SIL Italic" w:hAnsi="Charis SIL Italic" w:eastAsia="Charis SIL Italic"/>
-          <w:b w:val="0"/>
-          <w:i/>
-          <w:color w:val="0000FF"/>
-          <w:sz w:val="24"/>
-          <w:u w:val="single"/>
-        </w:rPr>
-        <w:t xml:space="preserve"> </w:t>
-      </w:r>
-      <w:r>
-        <w:rPr>
-          <w:rFonts w:ascii="Charis SIL Italic" w:hAnsi="Charis SIL Italic" w:eastAsia="Charis SIL Italic"/>
-          <w:b w:val="0"/>
-          <w:i/>
-          <w:color w:val="0000FF"/>
-          <w:sz w:val="24"/>
-          <w:u w:val="single"/>
-        </w:rPr>
-        <w:hyperlink r:id="rId9" w:history="1">
-          <w:r>
-            <w:rPr>
-              <w:rStyle w:val="Hyperlink"/>
-            </w:rPr>
-            <w:t>Restitutie</w:t>
-          </w:r>
-        </w:hyperlink>
+        <w:t>Expertisecentrum Restitutie</w:t>
       </w:r>
       <w:r>
         <w:rPr>

--- a/EXPORTS/DOCX/published/niveau0/Dutch/TopLevel.docx
+++ b/EXPORTS/DOCX/published/niveau0/Dutch/TopLevel.docx
@@ -244,7 +244,36 @@
           <w:color w:val="0000FF"/>
           <w:sz w:val="24"/>
         </w:rPr>
-        <w:t>Expertisecentrum Restitutie</w:t>
+        <w:t>Expertisecentrum</w:t>
+      </w:r>
+      <w:r>
+        <w:rPr>
+          <w:rFonts w:ascii="Charis SIL Italic" w:hAnsi="Charis SIL Italic" w:eastAsia="Charis SIL Italic"/>
+          <w:b w:val="0"/>
+          <w:i/>
+          <w:color w:val="0000FF"/>
+          <w:sz w:val="24"/>
+          <w:u w:val="single"/>
+        </w:rPr>
+        <w:t xml:space="preserve"> </w:t>
+      </w:r>
+      <w:r>
+        <w:rPr>
+          <w:rFonts w:ascii="Charis SIL Italic" w:hAnsi="Charis SIL Italic" w:eastAsia="Charis SIL Italic"/>
+          <w:b w:val="0"/>
+          <w:i/>
+          <w:color w:val="0000FF"/>
+          <w:sz w:val="24"/>
+          <w:u w:val="single"/>
+        </w:rPr>
+        <w:hyperlink r:id="rId9" w:history="1">
+          <w:r>
+            <w:rPr>
+              <w:rStyle w:val="Hyperlink"/>
+            </w:rPr>
+            <w:t>Restitutie</w:t>
+          </w:r>
+        </w:hyperlink>
       </w:r>
       <w:r>
         <w:rPr>

--- a/EXPORTS/DOCX/published/niveau0/Dutch/TopLevel.docx
+++ b/EXPORTS/DOCX/published/niveau0/Dutch/TopLevel.docx
@@ -244,7 +244,25 @@
           <w:color w:val="0000FF"/>
           <w:sz w:val="24"/>
         </w:rPr>
-        <w:t>Expertisecentrum</w:t>
+        <w:t>Expe</w:t>
+      </w:r>
+      <w:r>
+        <w:rPr>
+          <w:rFonts w:ascii="Charis SIL Italic" w:hAnsi="Charis SIL Italic" w:eastAsia="Charis SIL Italic"/>
+          <w:b w:val="0"/>
+          <w:i/>
+          <w:color w:val="0000FF"/>
+          <w:sz w:val="24"/>
+          <w:u w:val="single"/>
+        </w:rPr>
+        <w:hyperlink r:id="rId9" w:history="1">
+          <w:r>
+            <w:rPr>
+              <w:rStyle w:val="Hyperlink"/>
+            </w:rPr>
+            <w:t>rtisecentrum</w:t>
+          </w:r>
+        </w:hyperlink>
       </w:r>
       <w:r>
         <w:rPr>

--- a/EXPORTS/DOCX/published/niveau0/Dutch/TopLevel.docx
+++ b/EXPORTS/DOCX/published/niveau0/Dutch/TopLevel.docx
@@ -244,7 +244,54 @@
           <w:color w:val="0000FF"/>
           <w:sz w:val="24"/>
         </w:rPr>
-        <w:t>Expertisecentrum Restitutie</w:t>
+        <w:t>Expe</w:t>
+      </w:r>
+      <w:r>
+        <w:rPr>
+          <w:rFonts w:ascii="Charis SIL Italic" w:hAnsi="Charis SIL Italic" w:eastAsia="Charis SIL Italic"/>
+          <w:b w:val="0"/>
+          <w:i/>
+          <w:color w:val="0000FF"/>
+          <w:sz w:val="24"/>
+          <w:u w:val="single"/>
+        </w:rPr>
+        <w:hyperlink r:id="rId9" w:history="1">
+          <w:r>
+            <w:rPr>
+              <w:rStyle w:val="Hyperlink"/>
+            </w:rPr>
+            <w:t>rtisecentrum</w:t>
+          </w:r>
+        </w:hyperlink>
+      </w:r>
+      <w:r>
+        <w:rPr>
+          <w:rFonts w:ascii="Charis SIL Italic" w:hAnsi="Charis SIL Italic" w:eastAsia="Charis SIL Italic"/>
+          <w:b w:val="0"/>
+          <w:i/>
+          <w:color w:val="0000FF"/>
+          <w:sz w:val="24"/>
+          <w:u w:val="single"/>
+        </w:rPr>
+        <w:t xml:space="preserve"> </w:t>
+      </w:r>
+      <w:r>
+        <w:rPr>
+          <w:rFonts w:ascii="Charis SIL Italic" w:hAnsi="Charis SIL Italic" w:eastAsia="Charis SIL Italic"/>
+          <w:b w:val="0"/>
+          <w:i/>
+          <w:color w:val="0000FF"/>
+          <w:sz w:val="24"/>
+          <w:u w:val="single"/>
+        </w:rPr>
+        <w:hyperlink r:id="rId9" w:history="1">
+          <w:r>
+            <w:rPr>
+              <w:rStyle w:val="Hyperlink"/>
+            </w:rPr>
+            <w:t>Restitutie</w:t>
+          </w:r>
+        </w:hyperlink>
       </w:r>
       <w:r>
         <w:rPr>

--- a/EXPORTS/DOCX/published/niveau0/Dutch/TopLevel.docx
+++ b/EXPORTS/DOCX/published/niveau0/Dutch/TopLevel.docx
@@ -244,25 +244,7 @@
           <w:color w:val="0000FF"/>
           <w:sz w:val="24"/>
         </w:rPr>
-        <w:t>Expe</w:t>
-      </w:r>
-      <w:r>
-        <w:rPr>
-          <w:rFonts w:ascii="Charis SIL Italic" w:hAnsi="Charis SIL Italic" w:eastAsia="Charis SIL Italic"/>
-          <w:b w:val="0"/>
-          <w:i/>
-          <w:color w:val="0000FF"/>
-          <w:sz w:val="24"/>
-          <w:u w:val="single"/>
-        </w:rPr>
-        <w:hyperlink r:id="rId9" w:history="1">
-          <w:r>
-            <w:rPr>
-              <w:rStyle w:val="Hyperlink"/>
-            </w:rPr>
-            <w:t>rtisecentrum</w:t>
-          </w:r>
-        </w:hyperlink>
+        <w:t>Expertisecentrum</w:t>
       </w:r>
       <w:r>
         <w:rPr>

--- a/EXPORTS/DOCX/published/niveau0/Dutch/TopLevel.docx
+++ b/EXPORTS/DOCX/published/niveau0/Dutch/TopLevel.docx
@@ -243,8 +243,56 @@
           <w:i/>
           <w:color w:val="0000FF"/>
           <w:sz w:val="24"/>
+          <w:u w:val="single"/>
         </w:rPr>
-        <w:t>Expertisecentrum Restitutie</w:t>
+        <w:t>Expe</w:t>
+      </w:r>
+      <w:r>
+        <w:rPr>
+          <w:rFonts w:ascii="Charis SIL Italic" w:hAnsi="Charis SIL Italic" w:eastAsia="Charis SIL Italic"/>
+          <w:b w:val="0"/>
+          <w:i/>
+          <w:color w:val="0000FF"/>
+          <w:sz w:val="24"/>
+          <w:u w:val="single"/>
+        </w:rPr>
+        <w:hyperlink r:id="rId9" w:history="1">
+          <w:r>
+            <w:rPr>
+              <w:rStyle w:val="Hyperlink"/>
+            </w:rPr>
+            <w:t>rtisecentrum</w:t>
+          </w:r>
+        </w:hyperlink>
+      </w:r>
+      <w:r>
+        <w:rPr>
+          <w:rFonts w:ascii="Charis SIL Italic" w:hAnsi="Charis SIL Italic" w:eastAsia="Charis SIL Italic"/>
+          <w:b w:val="0"/>
+          <w:i/>
+          <w:color w:val="0000FF"/>
+          <w:sz w:val="24"/>
+          <w:u w:val="single"/>
+        </w:rPr>
+        <w:t xml:space="preserve"> </w:t>
+      </w:r>
+      <w:r>
+        <w:rPr>
+          <w:rFonts w:ascii="Charis SIL Italic" w:hAnsi="Charis SIL Italic" w:eastAsia="Charis SIL Italic"/>
+          <w:b w:val="0"/>
+          <w:i/>
+          <w:color w:val="0000FF"/>
+          <w:sz w:val="24"/>
+          <w:u w:val="single"/>
+        </w:rPr>
+        <w:hyperlink r:id="rId10" w:history="1">
+          <w:r>
+            <w:rPr>
+              <w:rStyle w:val="Hyperlink"/>
+            </w:rPr>
+            <w:t>Restitutie</w:t>
+          </w:r>
+        </w:hyperlink>
       </w:r>
       <w:r>
         <w:rPr>

--- a/EXPORTS/DOCX/published/niveau0/Dutch/TopLevel.docx
+++ b/EXPORTS/DOCX/published/niveau0/Dutch/TopLevel.docx
@@ -243,8 +243,16 @@
           <w:i/>
           <w:color w:val="0000FF"/>
           <w:sz w:val="24"/>
+          <w:u w:val="single"/>
         </w:rPr>
-        <w:t>Expe</w:t>
+        <w:hyperlink r:id="rId10" w:history="1">
+          <w:r>
+            <w:rPr>
+              <w:rStyle w:val="Hyperlink"/>
+            </w:rPr>
+            <w:t>Expe</w:t>
+          </w:r>
+        </w:hyperlink>
       </w:r>
       <w:r>
         <w:rPr>
@@ -255,7 +263,7 @@
           <w:sz w:val="24"/>
           <w:u w:val="single"/>
         </w:rPr>
-        <w:hyperlink r:id="rId9" w:history="1">
+        <w:hyperlink r:id="rId10" w:history="1">
           <w:r>
             <w:rPr>
               <w:rStyle w:val="Hyperlink"/>

--- a/EXPORTS/DOCX/published/niveau0/Dutch/TopLevel.docx
+++ b/EXPORTS/DOCX/published/niveau0/Dutch/TopLevel.docx
@@ -243,34 +243,8 @@
           <w:i/>
           <w:color w:val="0000FF"/>
           <w:sz w:val="24"/>
-          <w:u w:val="single"/>
         </w:rPr>
-        <w:hyperlink r:id="rId10" w:history="1">
-          <w:r>
-            <w:rPr>
-              <w:rStyle w:val="Hyperlink"/>
-            </w:rPr>
-            <w:t>Expe</w:t>
-          </w:r>
-        </w:hyperlink>
-      </w:r>
-      <w:r>
-        <w:rPr>
-          <w:rFonts w:ascii="Charis SIL Italic" w:hAnsi="Charis SIL Italic" w:eastAsia="Charis SIL Italic"/>
-          <w:b w:val="0"/>
-          <w:i/>
-          <w:color w:val="0000FF"/>
-          <w:sz w:val="24"/>
-          <w:u w:val="single"/>
-        </w:rPr>
-        <w:hyperlink r:id="rId10" w:history="1">
-          <w:r>
-            <w:rPr>
-              <w:rStyle w:val="Hyperlink"/>
-            </w:rPr>
-            <w:t>rtisecentrum</w:t>
-          </w:r>
-        </w:hyperlink>
+        <w:t>Expertisecentrum</w:t>
       </w:r>
       <w:r>
         <w:rPr>
@@ -292,7 +266,7 @@
           <w:sz w:val="24"/>
           <w:u w:val="single"/>
         </w:rPr>
-        <w:hyperlink r:id="rId10" w:history="1">
+        <w:hyperlink r:id="rId9" w:history="1">
           <w:r>
             <w:rPr>
               <w:rStyle w:val="Hyperlink"/>

--- a/EXPORTS/DOCX/published/niveau0/Dutch/TopLevel.docx
+++ b/EXPORTS/DOCX/published/niveau0/Dutch/TopLevel.docx
@@ -243,8 +243,34 @@
           <w:i/>
           <w:color w:val="0000FF"/>
           <w:sz w:val="24"/>
+          <w:u w:val="single"/>
         </w:rPr>
-        <w:t>Expertisecentrum</w:t>
+        <w:hyperlink r:id="rId10" w:history="1">
+          <w:r>
+            <w:rPr>
+              <w:rStyle w:val="Hyperlink"/>
+            </w:rPr>
+            <w:t>Expe</w:t>
+          </w:r>
+        </w:hyperlink>
+      </w:r>
+      <w:r>
+        <w:rPr>
+          <w:rFonts w:ascii="Charis SIL Italic" w:hAnsi="Charis SIL Italic" w:eastAsia="Charis SIL Italic"/>
+          <w:b w:val="0"/>
+          <w:i/>
+          <w:color w:val="0000FF"/>
+          <w:sz w:val="24"/>
+          <w:u w:val="single"/>
+        </w:rPr>
+        <w:hyperlink r:id="rId10" w:history="1">
+          <w:r>
+            <w:rPr>
+              <w:rStyle w:val="Hyperlink"/>
+            </w:rPr>
+            <w:t>rtisecentrum</w:t>
+          </w:r>
+        </w:hyperlink>
       </w:r>
       <w:r>
         <w:rPr>

--- a/EXPORTS/DOCX/published/niveau0/Dutch/TopLevel.docx
+++ b/EXPORTS/DOCX/published/niveau0/Dutch/TopLevel.docx
@@ -263,7 +263,7 @@
           <w:sz w:val="24"/>
           <w:u w:val="single"/>
         </w:rPr>
-        <w:hyperlink r:id="rId10" w:history="1">
+        <w:hyperlink r:id="rId9" w:history="1">
           <w:r>
             <w:rPr>
               <w:rStyle w:val="Hyperlink"/>

--- a/EXPORTS/DOCX/published/niveau0/Dutch/TopLevel.docx
+++ b/EXPORTS/DOCX/published/niveau0/Dutch/TopLevel.docx
@@ -263,14 +263,7 @@
           <w:sz w:val="24"/>
           <w:u w:val="single"/>
         </w:rPr>
-        <w:hyperlink r:id="rId9" w:history="1">
-          <w:r>
-            <w:rPr>
-              <w:rStyle w:val="Hyperlink"/>
-            </w:rPr>
-            <w:t>rtisecentrum</w:t>
-          </w:r>
-        </w:hyperlink>
+        <w:t>rtisecentrum</w:t>
       </w:r>
       <w:r>
         <w:rPr>

--- a/EXPORTS/DOCX/published/niveau0/Dutch/TopLevel.docx
+++ b/EXPORTS/DOCX/published/niveau0/Dutch/TopLevel.docx
@@ -243,7 +243,6 @@
           <w:i/>
           <w:color w:val="0000FF"/>
           <w:sz w:val="24"/>
-          <w:u w:val="single"/>
         </w:rPr>
         <w:hyperlink r:id="rId10" w:history="1">
           <w:r>
@@ -263,7 +262,14 @@
           <w:sz w:val="24"/>
           <w:u w:val="single"/>
         </w:rPr>
-        <w:t>rtisecentrum</w:t>
+        <w:hyperlink r:id="rId9" w:history="1">
+          <w:r>
+            <w:rPr>
+              <w:rStyle w:val="Hyperlink"/>
+            </w:rPr>
+            <w:t>rtisecentrum</w:t>
+          </w:r>
+        </w:hyperlink>
       </w:r>
       <w:r>
         <w:rPr>
@@ -285,7 +291,7 @@
           <w:sz w:val="24"/>
           <w:u w:val="single"/>
         </w:rPr>
-        <w:hyperlink r:id="rId9" w:history="1">
+        <w:hyperlink r:id="rId10" w:history="1">
           <w:r>
             <w:rPr>
               <w:rStyle w:val="Hyperlink"/>

--- a/EXPORTS/DOCX/published/niveau0/Dutch/TopLevel.docx
+++ b/EXPORTS/DOCX/published/niveau0/Dutch/TopLevel.docx
@@ -243,6 +243,7 @@
           <w:i/>
           <w:color w:val="0000FF"/>
           <w:sz w:val="24"/>
+          <w:u w:val="single"/>
         </w:rPr>
         <w:hyperlink r:id="rId10" w:history="1">
           <w:r>
@@ -291,7 +292,7 @@
           <w:sz w:val="24"/>
           <w:u w:val="single"/>
         </w:rPr>
-        <w:hyperlink r:id="rId10" w:history="1">
+        <w:hyperlink r:id="rId9" w:history="1">
           <w:r>
             <w:rPr>
               <w:rStyle w:val="Hyperlink"/>

--- a/EXPORTS/DOCX/published/niveau0/Dutch/TopLevel.docx
+++ b/EXPORTS/DOCX/published/niveau0/Dutch/TopLevel.docx
@@ -243,34 +243,8 @@
           <w:i/>
           <w:color w:val="0000FF"/>
           <w:sz w:val="24"/>
-          <w:u w:val="single"/>
         </w:rPr>
-        <w:hyperlink r:id="rId10" w:history="1">
-          <w:r>
-            <w:rPr>
-              <w:rStyle w:val="Hyperlink"/>
-            </w:rPr>
-            <w:t>Expe</w:t>
-          </w:r>
-        </w:hyperlink>
-      </w:r>
-      <w:r>
-        <w:rPr>
-          <w:rFonts w:ascii="Charis SIL Italic" w:hAnsi="Charis SIL Italic" w:eastAsia="Charis SIL Italic"/>
-          <w:b w:val="0"/>
-          <w:i/>
-          <w:color w:val="0000FF"/>
-          <w:sz w:val="24"/>
-          <w:u w:val="single"/>
-        </w:rPr>
-        <w:hyperlink r:id="rId9" w:history="1">
-          <w:r>
-            <w:rPr>
-              <w:rStyle w:val="Hyperlink"/>
-            </w:rPr>
-            <w:t>rtisecentrum</w:t>
-          </w:r>
-        </w:hyperlink>
+        <w:t>Expertisecentrum</w:t>
       </w:r>
       <w:r>
         <w:rPr>

--- a/EXPORTS/DOCX/published/niveau0/Dutch/TopLevel.docx
+++ b/EXPORTS/DOCX/published/niveau0/Dutch/TopLevel.docx
@@ -243,8 +243,34 @@
           <w:i/>
           <w:color w:val="0000FF"/>
           <w:sz w:val="24"/>
+          <w:u w:val="single"/>
         </w:rPr>
-        <w:t>Expertisecentrum</w:t>
+        <w:hyperlink r:id="rId10" w:history="1">
+          <w:r>
+            <w:rPr>
+              <w:rStyle w:val="Hyperlink"/>
+            </w:rPr>
+            <w:t>Expe</w:t>
+          </w:r>
+        </w:hyperlink>
+      </w:r>
+      <w:r>
+        <w:rPr>
+          <w:rFonts w:ascii="Charis SIL Italic" w:hAnsi="Charis SIL Italic" w:eastAsia="Charis SIL Italic"/>
+          <w:b w:val="0"/>
+          <w:i/>
+          <w:color w:val="0000FF"/>
+          <w:sz w:val="24"/>
+          <w:u w:val="single"/>
+        </w:rPr>
+        <w:hyperlink r:id="rId9" w:history="1">
+          <w:r>
+            <w:rPr>
+              <w:rStyle w:val="Hyperlink"/>
+            </w:rPr>
+            <w:t>rtisecentrum</w:t>
+          </w:r>
+        </w:hyperlink>
       </w:r>
       <w:r>
         <w:rPr>
@@ -266,7 +292,7 @@
           <w:sz w:val="24"/>
           <w:u w:val="single"/>
         </w:rPr>
-        <w:hyperlink r:id="rId9" w:history="1">
+        <w:hyperlink r:id="rId10" w:history="1">
           <w:r>
             <w:rPr>
               <w:rStyle w:val="Hyperlink"/>

--- a/EXPORTS/DOCX/published/niveau0/Dutch/TopLevel.docx
+++ b/EXPORTS/DOCX/published/niveau0/Dutch/TopLevel.docx
@@ -243,16 +243,8 @@
           <w:i/>
           <w:color w:val="0000FF"/>
           <w:sz w:val="24"/>
-          <w:u w:val="single"/>
         </w:rPr>
-        <w:hyperlink r:id="rId10" w:history="1">
-          <w:r>
-            <w:rPr>
-              <w:rStyle w:val="Hyperlink"/>
-            </w:rPr>
-            <w:t>Expe</w:t>
-          </w:r>
-        </w:hyperlink>
+        <w:t>Expe</w:t>
       </w:r>
       <w:r>
         <w:rPr>
@@ -292,7 +284,7 @@
           <w:sz w:val="24"/>
           <w:u w:val="single"/>
         </w:rPr>
-        <w:hyperlink r:id="rId10" w:history="1">
+        <w:hyperlink r:id="rId9" w:history="1">
           <w:r>
             <w:rPr>
               <w:rStyle w:val="Hyperlink"/>

--- a/EXPORTS/DOCX/published/niveau0/Dutch/TopLevel.docx
+++ b/EXPORTS/DOCX/published/niveau0/Dutch/TopLevel.docx
@@ -244,36 +244,7 @@
           <w:color w:val="0000FF"/>
           <w:sz w:val="24"/>
         </w:rPr>
-        <w:t>Expertisecentrum</w:t>
-      </w:r>
-      <w:r>
-        <w:rPr>
-          <w:rFonts w:ascii="Charis SIL Italic" w:hAnsi="Charis SIL Italic" w:eastAsia="Charis SIL Italic"/>
-          <w:b w:val="0"/>
-          <w:i/>
-          <w:color w:val="0000FF"/>
-          <w:sz w:val="24"/>
-          <w:u w:val="single"/>
-        </w:rPr>
-        <w:t xml:space="preserve"> </w:t>
-      </w:r>
-      <w:r>
-        <w:rPr>
-          <w:rFonts w:ascii="Charis SIL Italic" w:hAnsi="Charis SIL Italic" w:eastAsia="Charis SIL Italic"/>
-          <w:b w:val="0"/>
-          <w:i/>
-          <w:color w:val="0000FF"/>
-          <w:sz w:val="24"/>
-          <w:u w:val="single"/>
-        </w:rPr>
-        <w:hyperlink r:id="rId9" w:history="1">
-          <w:r>
-            <w:rPr>
-              <w:rStyle w:val="Hyperlink"/>
-            </w:rPr>
-            <w:t>Restitutie</w:t>
-          </w:r>
-        </w:hyperlink>
+        <w:t>Expertisecentrum Restitutie</w:t>
       </w:r>
       <w:r>
         <w:rPr>
@@ -801,6 +772,30 @@
         </w:rPr>
         <w:t>Sint Eustatius en Sint Maarten</w:t>
       </w:r>
+      <w:r>
+        <w:br/>
+      </w:r>
+      <w:r>
+        <w:rPr>
+          <w:rFonts w:ascii="Charis SIL Regular" w:hAnsi="Charis SIL Regular" w:eastAsia="Charis SIL Regular"/>
+          <w:b w:val="0"/>
+          <w:i w:val="0"/>
+          <w:color w:val="000000"/>
+          <w:sz w:val="24"/>
+        </w:rPr>
+        <w:t xml:space="preserve">•  </w:t>
+      </w:r>
+      <w:r>
+        <w:rPr>
+          <w:rFonts w:ascii="Charis SIL Regular" w:hAnsi="Charis SIL Regular" w:eastAsia="Charis SIL Regular"/>
+          <w:b w:val="0"/>
+          <w:i w:val="0"/>
+          <w:color w:val="0000FF"/>
+          <w:sz w:val="24"/>
+          <w:u w:val="single"/>
+        </w:rPr>
+        <w:t>Suriname</w:t>
+      </w:r>
     </w:p>
     <w:p>
       <w:pPr>

--- a/EXPORTS/DOCX/published/niveau0/Dutch/TopLevel.docx
+++ b/EXPORTS/DOCX/published/niveau0/Dutch/TopLevel.docx
@@ -244,7 +244,54 @@
           <w:color w:val="0000FF"/>
           <w:sz w:val="24"/>
         </w:rPr>
-        <w:t>Expertisecentrum Restitutie</w:t>
+        <w:t>Expe</w:t>
+      </w:r>
+      <w:r>
+        <w:rPr>
+          <w:rFonts w:ascii="Charis SIL Italic" w:hAnsi="Charis SIL Italic" w:eastAsia="Charis SIL Italic"/>
+          <w:b w:val="0"/>
+          <w:i/>
+          <w:color w:val="0000FF"/>
+          <w:sz w:val="24"/>
+          <w:u w:val="single"/>
+        </w:rPr>
+        <w:hyperlink r:id="rId9" w:history="1">
+          <w:r>
+            <w:rPr>
+              <w:rStyle w:val="Hyperlink"/>
+            </w:rPr>
+            <w:t>rtisecentrum</w:t>
+          </w:r>
+        </w:hyperlink>
+      </w:r>
+      <w:r>
+        <w:rPr>
+          <w:rFonts w:ascii="Charis SIL Italic" w:hAnsi="Charis SIL Italic" w:eastAsia="Charis SIL Italic"/>
+          <w:b w:val="0"/>
+          <w:i/>
+          <w:color w:val="0000FF"/>
+          <w:sz w:val="24"/>
+          <w:u w:val="single"/>
+        </w:rPr>
+        <w:t xml:space="preserve"> </w:t>
+      </w:r>
+      <w:r>
+        <w:rPr>
+          <w:rFonts w:ascii="Charis SIL Italic" w:hAnsi="Charis SIL Italic" w:eastAsia="Charis SIL Italic"/>
+          <w:b w:val="0"/>
+          <w:i/>
+          <w:color w:val="0000FF"/>
+          <w:sz w:val="24"/>
+          <w:u w:val="single"/>
+        </w:rPr>
+        <w:hyperlink r:id="rId10" w:history="1">
+          <w:r>
+            <w:rPr>
+              <w:rStyle w:val="Hyperlink"/>
+            </w:rPr>
+            <w:t>Restitutie</w:t>
+          </w:r>
+        </w:hyperlink>
       </w:r>
       <w:r>
         <w:rPr>

--- a/EXPORTS/DOCX/published/niveau0/Dutch/TopLevel.docx
+++ b/EXPORTS/DOCX/published/niveau0/Dutch/TopLevel.docx
@@ -243,16 +243,8 @@
           <w:i/>
           <w:color w:val="0000FF"/>
           <w:sz w:val="24"/>
-          <w:u w:val="single"/>
         </w:rPr>
-        <w:hyperlink r:id="rId10" w:history="1">
-          <w:r>
-            <w:rPr>
-              <w:rStyle w:val="Hyperlink"/>
-            </w:rPr>
-            <w:t>Expe</w:t>
-          </w:r>
-        </w:hyperlink>
+        <w:t>Expe</w:t>
       </w:r>
       <w:r>
         <w:rPr>
@@ -263,7 +255,7 @@
           <w:sz w:val="24"/>
           <w:u w:val="single"/>
         </w:rPr>
-        <w:hyperlink r:id="rId10" w:history="1">
+        <w:hyperlink r:id="rId9" w:history="1">
           <w:r>
             <w:rPr>
               <w:rStyle w:val="Hyperlink"/>
@@ -292,7 +284,7 @@
           <w:sz w:val="24"/>
           <w:u w:val="single"/>
         </w:rPr>
-        <w:hyperlink r:id="rId10" w:history="1">
+        <w:hyperlink r:id="rId9" w:history="1">
           <w:r>
             <w:rPr>
               <w:rStyle w:val="Hyperlink"/>

--- a/EXPORTS/DOCX/published/niveau0/Dutch/TopLevel.docx
+++ b/EXPORTS/DOCX/published/niveau0/Dutch/TopLevel.docx
@@ -243,8 +243,16 @@
           <w:i/>
           <w:color w:val="0000FF"/>
           <w:sz w:val="24"/>
+          <w:u w:val="single"/>
         </w:rPr>
-        <w:t>Expe</w:t>
+        <w:hyperlink r:id="rId10" w:history="1">
+          <w:r>
+            <w:rPr>
+              <w:rStyle w:val="Hyperlink"/>
+            </w:rPr>
+            <w:t>Expe</w:t>
+          </w:r>
+        </w:hyperlink>
       </w:r>
       <w:r>
         <w:rPr>

--- a/EXPORTS/DOCX/published/niveau0/Dutch/TopLevel.docx
+++ b/EXPORTS/DOCX/published/niveau0/Dutch/TopLevel.docx
@@ -245,14 +245,7 @@
           <w:sz w:val="24"/>
           <w:u w:val="single"/>
         </w:rPr>
-        <w:hyperlink r:id="rId10" w:history="1">
-          <w:r>
-            <w:rPr>
-              <w:rStyle w:val="Hyperlink"/>
-            </w:rPr>
-            <w:t>Expe</w:t>
-          </w:r>
-        </w:hyperlink>
+        <w:t>Expe</w:t>
       </w:r>
       <w:r>
         <w:rPr>

--- a/EXPORTS/DOCX/published/niveau0/Dutch/TopLevel.docx
+++ b/EXPORTS/DOCX/published/niveau0/Dutch/TopLevel.docx
@@ -243,9 +243,15 @@
           <w:i/>
           <w:color w:val="0000FF"/>
           <w:sz w:val="24"/>
-          <w:u w:val="single"/>
         </w:rPr>
-        <w:t>Expe</w:t>
+        <w:hyperlink r:id="rId10" w:history="1">
+          <w:r>
+            <w:rPr>
+              <w:rStyle w:val="Hyperlink"/>
+            </w:rPr>
+            <w:t>Expe</w:t>
+          </w:r>
+        </w:hyperlink>
       </w:r>
       <w:r>
         <w:rPr>
@@ -256,7 +262,7 @@
           <w:sz w:val="24"/>
           <w:u w:val="single"/>
         </w:rPr>
-        <w:hyperlink r:id="rId9" w:history="1">
+        <w:hyperlink r:id="rId10" w:history="1">
           <w:r>
             <w:rPr>
               <w:rStyle w:val="Hyperlink"/>
@@ -285,7 +291,7 @@
           <w:sz w:val="24"/>
           <w:u w:val="single"/>
         </w:rPr>
-        <w:hyperlink r:id="rId9" w:history="1">
+        <w:hyperlink r:id="rId10" w:history="1">
           <w:r>
             <w:rPr>
               <w:rStyle w:val="Hyperlink"/>

--- a/EXPORTS/DOCX/published/niveau0/Dutch/TopLevel.docx
+++ b/EXPORTS/DOCX/published/niveau0/Dutch/TopLevel.docx
@@ -244,32 +244,7 @@
           <w:color w:val="0000FF"/>
           <w:sz w:val="24"/>
         </w:rPr>
-        <w:hyperlink r:id="rId10" w:history="1">
-          <w:r>
-            <w:rPr>
-              <w:rStyle w:val="Hyperlink"/>
-            </w:rPr>
-            <w:t>Expe</w:t>
-          </w:r>
-        </w:hyperlink>
-      </w:r>
-      <w:r>
-        <w:rPr>
-          <w:rFonts w:ascii="Charis SIL Italic" w:hAnsi="Charis SIL Italic" w:eastAsia="Charis SIL Italic"/>
-          <w:b w:val="0"/>
-          <w:i/>
-          <w:color w:val="0000FF"/>
-          <w:sz w:val="24"/>
-          <w:u w:val="single"/>
-        </w:rPr>
-        <w:hyperlink r:id="rId10" w:history="1">
-          <w:r>
-            <w:rPr>
-              <w:rStyle w:val="Hyperlink"/>
-            </w:rPr>
-            <w:t>rtisecentrum</w:t>
-          </w:r>
-        </w:hyperlink>
+        <w:t>Expertisecentrum</w:t>
       </w:r>
       <w:r>
         <w:rPr>
@@ -291,7 +266,7 @@
           <w:sz w:val="24"/>
           <w:u w:val="single"/>
         </w:rPr>
-        <w:hyperlink r:id="rId10" w:history="1">
+        <w:hyperlink r:id="rId9" w:history="1">
           <w:r>
             <w:rPr>
               <w:rStyle w:val="Hyperlink"/>

--- a/EXPORTS/DOCX/published/niveau0/Dutch/TopLevel.docx
+++ b/EXPORTS/DOCX/published/niveau0/Dutch/TopLevel.docx
@@ -243,8 +243,34 @@
           <w:i/>
           <w:color w:val="0000FF"/>
           <w:sz w:val="24"/>
+          <w:u w:val="single"/>
         </w:rPr>
-        <w:t>Expertisecentrum</w:t>
+        <w:hyperlink r:id="rId10" w:history="1">
+          <w:r>
+            <w:rPr>
+              <w:rStyle w:val="Hyperlink"/>
+            </w:rPr>
+            <w:t>Expe</w:t>
+          </w:r>
+        </w:hyperlink>
+      </w:r>
+      <w:r>
+        <w:rPr>
+          <w:rFonts w:ascii="Charis SIL Italic" w:hAnsi="Charis SIL Italic" w:eastAsia="Charis SIL Italic"/>
+          <w:b w:val="0"/>
+          <w:i/>
+          <w:color w:val="0000FF"/>
+          <w:sz w:val="24"/>
+          <w:u w:val="single"/>
+        </w:rPr>
+        <w:hyperlink r:id="rId10" w:history="1">
+          <w:r>
+            <w:rPr>
+              <w:rStyle w:val="Hyperlink"/>
+            </w:rPr>
+            <w:t>rtisecentrum</w:t>
+          </w:r>
+        </w:hyperlink>
       </w:r>
       <w:r>
         <w:rPr>
@@ -266,7 +292,7 @@
           <w:sz w:val="24"/>
           <w:u w:val="single"/>
         </w:rPr>
-        <w:hyperlink r:id="rId9" w:history="1">
+        <w:hyperlink r:id="rId10" w:history="1">
           <w:r>
             <w:rPr>
               <w:rStyle w:val="Hyperlink"/>

--- a/EXPORTS/DOCX/published/niveau0/Dutch/TopLevel.docx
+++ b/EXPORTS/DOCX/published/niveau0/Dutch/TopLevel.docx
@@ -243,8 +243,16 @@
           <w:i/>
           <w:color w:val="0000FF"/>
           <w:sz w:val="24"/>
+          <w:u w:val="single"/>
         </w:rPr>
-        <w:t>Expe</w:t>
+        <w:hyperlink r:id="rId10" w:history="1">
+          <w:r>
+            <w:rPr>
+              <w:rStyle w:val="Hyperlink"/>
+            </w:rPr>
+            <w:t>Expe</w:t>
+          </w:r>
+        </w:hyperlink>
       </w:r>
       <w:r>
         <w:rPr>
@@ -255,7 +263,7 @@
           <w:sz w:val="24"/>
           <w:u w:val="single"/>
         </w:rPr>
-        <w:hyperlink r:id="rId9" w:history="1">
+        <w:hyperlink r:id="rId10" w:history="1">
           <w:r>
             <w:rPr>
               <w:rStyle w:val="Hyperlink"/>
@@ -284,7 +292,7 @@
           <w:sz w:val="24"/>
           <w:u w:val="single"/>
         </w:rPr>
-        <w:hyperlink r:id="rId9" w:history="1">
+        <w:hyperlink r:id="rId10" w:history="1">
           <w:r>
             <w:rPr>
               <w:rStyle w:val="Hyperlink"/>

--- a/EXPORTS/DOCX/published/niveau0/Dutch/TopLevel.docx
+++ b/EXPORTS/DOCX/published/niveau0/Dutch/TopLevel.docx
@@ -284,7 +284,7 @@
           <w:sz w:val="24"/>
           <w:u w:val="single"/>
         </w:rPr>
-        <w:hyperlink r:id="rId10" w:history="1">
+        <w:hyperlink r:id="rId9" w:history="1">
           <w:r>
             <w:rPr>
               <w:rStyle w:val="Hyperlink"/>

--- a/EXPORTS/DOCX/published/niveau0/Dutch/TopLevel.docx
+++ b/EXPORTS/DOCX/published/niveau0/Dutch/TopLevel.docx
@@ -243,8 +243,16 @@
           <w:i/>
           <w:color w:val="0000FF"/>
           <w:sz w:val="24"/>
+          <w:u w:val="single"/>
         </w:rPr>
-        <w:t>Expe</w:t>
+        <w:hyperlink r:id="rId10" w:history="1">
+          <w:r>
+            <w:rPr>
+              <w:rStyle w:val="Hyperlink"/>
+            </w:rPr>
+            <w:t>Expe</w:t>
+          </w:r>
+        </w:hyperlink>
       </w:r>
       <w:r>
         <w:rPr>
@@ -255,7 +263,7 @@
           <w:sz w:val="24"/>
           <w:u w:val="single"/>
         </w:rPr>
-        <w:hyperlink r:id="rId9" w:history="1">
+        <w:hyperlink r:id="rId10" w:history="1">
           <w:r>
             <w:rPr>
               <w:rStyle w:val="Hyperlink"/>
@@ -284,7 +292,7 @@
           <w:sz w:val="24"/>
           <w:u w:val="single"/>
         </w:rPr>
-        <w:hyperlink r:id="rId10" w:history="1">
+        <w:hyperlink r:id="rId9" w:history="1">
           <w:r>
             <w:rPr>
               <w:rStyle w:val="Hyperlink"/>

--- a/EXPORTS/DOCX/published/niveau0/Dutch/TopLevel.docx
+++ b/EXPORTS/DOCX/published/niveau0/Dutch/TopLevel.docx
@@ -243,16 +243,8 @@
           <w:i/>
           <w:color w:val="0000FF"/>
           <w:sz w:val="24"/>
-          <w:u w:val="single"/>
         </w:rPr>
-        <w:hyperlink r:id="rId10" w:history="1">
-          <w:r>
-            <w:rPr>
-              <w:rStyle w:val="Hyperlink"/>
-            </w:rPr>
-            <w:t>Expe</w:t>
-          </w:r>
-        </w:hyperlink>
+        <w:t>Expe</w:t>
       </w:r>
       <w:r>
         <w:rPr>
@@ -263,7 +255,7 @@
           <w:sz w:val="24"/>
           <w:u w:val="single"/>
         </w:rPr>
-        <w:hyperlink r:id="rId10" w:history="1">
+        <w:hyperlink r:id="rId9" w:history="1">
           <w:r>
             <w:rPr>
               <w:rStyle w:val="Hyperlink"/>
@@ -292,7 +284,7 @@
           <w:sz w:val="24"/>
           <w:u w:val="single"/>
         </w:rPr>
-        <w:hyperlink r:id="rId9" w:history="1">
+        <w:hyperlink r:id="rId10" w:history="1">
           <w:r>
             <w:rPr>
               <w:rStyle w:val="Hyperlink"/>

--- a/EXPORTS/DOCX/published/niveau0/Dutch/TopLevel.docx
+++ b/EXPORTS/DOCX/published/niveau0/Dutch/TopLevel.docx
@@ -243,8 +243,16 @@
           <w:i/>
           <w:color w:val="0000FF"/>
           <w:sz w:val="24"/>
+          <w:u w:val="single"/>
         </w:rPr>
-        <w:t>Expe</w:t>
+        <w:hyperlink r:id="rId10" w:history="1">
+          <w:r>
+            <w:rPr>
+              <w:rStyle w:val="Hyperlink"/>
+            </w:rPr>
+            <w:t>Expe</w:t>
+          </w:r>
+        </w:hyperlink>
       </w:r>
       <w:r>
         <w:rPr>
@@ -284,7 +292,7 @@
           <w:sz w:val="24"/>
           <w:u w:val="single"/>
         </w:rPr>
-        <w:hyperlink r:id="rId10" w:history="1">
+        <w:hyperlink r:id="rId9" w:history="1">
           <w:r>
             <w:rPr>
               <w:rStyle w:val="Hyperlink"/>

--- a/EXPORTS/DOCX/published/niveau0/Dutch/TopLevel.docx
+++ b/EXPORTS/DOCX/published/niveau0/Dutch/TopLevel.docx
@@ -263,7 +263,7 @@
           <w:sz w:val="24"/>
           <w:u w:val="single"/>
         </w:rPr>
-        <w:hyperlink r:id="rId9" w:history="1">
+        <w:hyperlink r:id="rId10" w:history="1">
           <w:r>
             <w:rPr>
               <w:rStyle w:val="Hyperlink"/>
@@ -292,7 +292,7 @@
           <w:sz w:val="24"/>
           <w:u w:val="single"/>
         </w:rPr>
-        <w:hyperlink r:id="rId9" w:history="1">
+        <w:hyperlink r:id="rId10" w:history="1">
           <w:r>
             <w:rPr>
               <w:rStyle w:val="Hyperlink"/>

--- a/EXPORTS/DOCX/published/niveau0/Dutch/TopLevel.docx
+++ b/EXPORTS/DOCX/published/niveau0/Dutch/TopLevel.docx
@@ -243,16 +243,8 @@
           <w:i/>
           <w:color w:val="0000FF"/>
           <w:sz w:val="24"/>
-          <w:u w:val="single"/>
         </w:rPr>
-        <w:hyperlink r:id="rId10" w:history="1">
-          <w:r>
-            <w:rPr>
-              <w:rStyle w:val="Hyperlink"/>
-            </w:rPr>
-            <w:t>Expe</w:t>
-          </w:r>
-        </w:hyperlink>
+        <w:t>Expe</w:t>
       </w:r>
       <w:r>
         <w:rPr>
@@ -263,7 +255,7 @@
           <w:sz w:val="24"/>
           <w:u w:val="single"/>
         </w:rPr>
-        <w:hyperlink r:id="rId10" w:history="1">
+        <w:hyperlink r:id="rId9" w:history="1">
           <w:r>
             <w:rPr>
               <w:rStyle w:val="Hyperlink"/>

--- a/EXPORTS/DOCX/published/niveau0/Dutch/TopLevel.docx
+++ b/EXPORTS/DOCX/published/niveau0/Dutch/TopLevel.docx
@@ -243,63 +243,8 @@
           <w:i/>
           <w:color w:val="0000FF"/>
           <w:sz w:val="24"/>
-          <w:u w:val="single"/>
         </w:rPr>
-        <w:hyperlink r:id="rId10" w:history="1">
-          <w:r>
-            <w:rPr>
-              <w:rStyle w:val="Hyperlink"/>
-            </w:rPr>
-            <w:t>Expe</w:t>
-          </w:r>
-        </w:hyperlink>
-      </w:r>
-      <w:r>
-        <w:rPr>
-          <w:rFonts w:ascii="Charis SIL Italic" w:hAnsi="Charis SIL Italic" w:eastAsia="Charis SIL Italic"/>
-          <w:b w:val="0"/>
-          <w:i/>
-          <w:color w:val="0000FF"/>
-          <w:sz w:val="24"/>
-          <w:u w:val="single"/>
-        </w:rPr>
-        <w:hyperlink r:id="rId10" w:history="1">
-          <w:r>
-            <w:rPr>
-              <w:rStyle w:val="Hyperlink"/>
-            </w:rPr>
-            <w:t>rtisecentrum</w:t>
-          </w:r>
-        </w:hyperlink>
-      </w:r>
-      <w:r>
-        <w:rPr>
-          <w:rFonts w:ascii="Charis SIL Italic" w:hAnsi="Charis SIL Italic" w:eastAsia="Charis SIL Italic"/>
-          <w:b w:val="0"/>
-          <w:i/>
-          <w:color w:val="0000FF"/>
-          <w:sz w:val="24"/>
-          <w:u w:val="single"/>
-        </w:rPr>
-        <w:t xml:space="preserve"> </w:t>
-      </w:r>
-      <w:r>
-        <w:rPr>
-          <w:rFonts w:ascii="Charis SIL Italic" w:hAnsi="Charis SIL Italic" w:eastAsia="Charis SIL Italic"/>
-          <w:b w:val="0"/>
-          <w:i/>
-          <w:color w:val="0000FF"/>
-          <w:sz w:val="24"/>
-          <w:u w:val="single"/>
-        </w:rPr>
-        <w:hyperlink r:id="rId10" w:history="1">
-          <w:r>
-            <w:rPr>
-              <w:rStyle w:val="Hyperlink"/>
-            </w:rPr>
-            <w:t>Restitutie</w:t>
-          </w:r>
-        </w:hyperlink>
+        <w:t>Expertisecentrum Restitutie</w:t>
       </w:r>
       <w:r>
         <w:rPr>

--- a/EXPORTS/DOCX/published/niveau0/Dutch/TopLevel.docx
+++ b/EXPORTS/DOCX/published/niveau0/Dutch/TopLevel.docx
@@ -244,54 +244,7 @@
           <w:color w:val="0000FF"/>
           <w:sz w:val="24"/>
         </w:rPr>
-        <w:t>Expe</w:t>
-      </w:r>
-      <w:r>
-        <w:rPr>
-          <w:rFonts w:ascii="Charis SIL Italic" w:hAnsi="Charis SIL Italic" w:eastAsia="Charis SIL Italic"/>
-          <w:b w:val="0"/>
-          <w:i/>
-          <w:color w:val="0000FF"/>
-          <w:sz w:val="24"/>
-          <w:u w:val="single"/>
-        </w:rPr>
-        <w:hyperlink r:id="rId9" w:history="1">
-          <w:r>
-            <w:rPr>
-              <w:rStyle w:val="Hyperlink"/>
-            </w:rPr>
-            <w:t>rtisecentrum</w:t>
-          </w:r>
-        </w:hyperlink>
-      </w:r>
-      <w:r>
-        <w:rPr>
-          <w:rFonts w:ascii="Charis SIL Italic" w:hAnsi="Charis SIL Italic" w:eastAsia="Charis SIL Italic"/>
-          <w:b w:val="0"/>
-          <w:i/>
-          <w:color w:val="0000FF"/>
-          <w:sz w:val="24"/>
-          <w:u w:val="single"/>
-        </w:rPr>
-        <w:t xml:space="preserve"> </w:t>
-      </w:r>
-      <w:r>
-        <w:rPr>
-          <w:rFonts w:ascii="Charis SIL Italic" w:hAnsi="Charis SIL Italic" w:eastAsia="Charis SIL Italic"/>
-          <w:b w:val="0"/>
-          <w:i/>
-          <w:color w:val="0000FF"/>
-          <w:sz w:val="24"/>
-          <w:u w:val="single"/>
-        </w:rPr>
-        <w:hyperlink r:id="rId10" w:history="1">
-          <w:r>
-            <w:rPr>
-              <w:rStyle w:val="Hyperlink"/>
-            </w:rPr>
-            <w:t>Restitutie</w:t>
-          </w:r>
-        </w:hyperlink>
+        <w:t>Expertisecentrum Restitutie</w:t>
       </w:r>
       <w:r>
         <w:rPr>
